--- a/03 Example project real/En 04 Test DC-DC Converter/Report Real Test DC-DC Converter.docx
+++ b/03 Example project real/En 04 Test DC-DC Converter/Report Real Test DC-DC Converter.docx
@@ -1771,8 +1771,8 @@
         <w:tblLook w:val="0000" w:firstRow="0" w:lastRow="0" w:firstColumn="0" w:lastColumn="0" w:noHBand="0" w:noVBand="0"/>
       </w:tblPr>
       <w:tblGrid>
-        <w:gridCol w:w="1552"/>
-        <w:gridCol w:w="992"/>
+        <w:gridCol w:w="843"/>
+        <w:gridCol w:w="1701"/>
         <w:gridCol w:w="1417"/>
         <w:gridCol w:w="1701"/>
         <w:gridCol w:w="1418"/>
@@ -1787,7 +1787,7 @@
         </w:trPr>
         <w:tc>
           <w:tcPr>
-            <w:tcW w:w="1552" w:type="dxa"/>
+            <w:tcW w:w="843" w:type="dxa"/>
             <w:shd w:val="clear" w:color="auto" w:fill="D9D9D9" w:themeFill="background1" w:themeFillShade="D9"/>
           </w:tcPr>
           <w:p>
@@ -1816,7 +1816,7 @@
         </w:tc>
         <w:tc>
           <w:tcPr>
-            <w:tcW w:w="992" w:type="dxa"/>
+            <w:tcW w:w="1701" w:type="dxa"/>
             <w:shd w:val="clear" w:color="auto" w:fill="D9D9D9" w:themeFill="background1" w:themeFillShade="D9"/>
           </w:tcPr>
           <w:p>
@@ -2139,7 +2139,7 @@
         </w:trPr>
         <w:tc>
           <w:tcPr>
-            <w:tcW w:w="1552" w:type="dxa"/>
+            <w:tcW w:w="843" w:type="dxa"/>
           </w:tcPr>
           <w:p>
             <w:pPr>
@@ -2156,7 +2156,7 @@
         </w:tc>
         <w:tc>
           <w:tcPr>
-            <w:tcW w:w="992" w:type="dxa"/>
+            <w:tcW w:w="1701" w:type="dxa"/>
           </w:tcPr>
           <w:p>
             <w:pPr>
